--- a/Бланк задания 2026_МО.docx
+++ b/Бланк задания 2026_МО.docx
@@ -1,6 +1,6 @@
 
 <file path=word/document.xml><?xml version="1.0" encoding="utf-8"?>
-<w:document xmlns:wpc="http://schemas.microsoft.com/office/word/2010/wordprocessingCanvas" xmlns:cx="http://schemas.microsoft.com/office/drawing/2014/chartex" xmlns:cx1="http://schemas.microsoft.com/office/drawing/2015/9/8/chartex" xmlns:cx2="http://schemas.microsoft.com/office/drawing/2015/10/21/chartex" xmlns:cx3="http://schemas.microsoft.com/office/drawing/2016/5/9/chartex" xmlns:cx4="http://schemas.microsoft.com/office/drawing/2016/5/10/chartex" xmlns:cx5="http://schemas.microsoft.com/office/drawing/2016/5/11/chartex" xmlns:cx6="http://schemas.microsoft.com/office/drawing/2016/5/12/chartex" xmlns:cx7="http://schemas.microsoft.com/office/drawing/2016/5/13/chartex" xmlns:cx8="http://schemas.microsoft.com/office/drawing/2016/5/14/chartex" xmlns:mc="http://schemas.openxmlformats.org/markup-compatibility/2006" xmlns:aink="http://schemas.microsoft.com/office/drawing/2016/ink" xmlns:am3d="http://schemas.microsoft.com/office/drawing/2017/model3d" xmlns:o="urn:schemas-microsoft-com:office:office" xmlns:r="http://schemas.openxmlformats.org/officeDocument/2006/relationships" xmlns:m="http://schemas.openxmlformats.org/officeDocument/2006/math" xmlns:v="urn:schemas-microsoft-com:vml" xmlns:wp14="http://schemas.microsoft.com/office/word/2010/wordprocessingDrawing" xmlns:wp="http://schemas.openxmlformats.org/drawingml/2006/wordprocessingDrawing" xmlns:w10="urn:schemas-microsoft-com:office:word" xmlns:w="http://schemas.openxmlformats.org/wordprocessingml/2006/main" xmlns:w14="http://schemas.microsoft.com/office/word/2010/wordml" xmlns:w15="http://schemas.microsoft.com/office/word/2012/wordml" xmlns:w16cid="http://schemas.microsoft.com/office/word/2016/wordml/cid" xmlns:w16se="http://schemas.microsoft.com/office/word/2015/wordml/symex" xmlns:wpg="http://schemas.microsoft.com/office/word/2010/wordprocessingGroup" xmlns:wpi="http://schemas.microsoft.com/office/word/2010/wordprocessingInk" xmlns:wne="http://schemas.microsoft.com/office/word/2006/wordml" xmlns:wps="http://schemas.microsoft.com/office/word/2010/wordprocessingShape" mc:Ignorable="w14 w15 w16se w16cid wp14">
+<w:document xmlns:wpc="http://schemas.microsoft.com/office/word/2010/wordprocessingCanvas" xmlns:cx="http://schemas.microsoft.com/office/drawing/2014/chartex" xmlns:cx1="http://schemas.microsoft.com/office/drawing/2015/9/8/chartex" xmlns:cx2="http://schemas.microsoft.com/office/drawing/2015/10/21/chartex" xmlns:cx3="http://schemas.microsoft.com/office/drawing/2016/5/9/chartex" xmlns:cx4="http://schemas.microsoft.com/office/drawing/2016/5/10/chartex" xmlns:cx5="http://schemas.microsoft.com/office/drawing/2016/5/11/chartex" xmlns:cx6="http://schemas.microsoft.com/office/drawing/2016/5/12/chartex" xmlns:cx7="http://schemas.microsoft.com/office/drawing/2016/5/13/chartex" xmlns:cx8="http://schemas.microsoft.com/office/drawing/2016/5/14/chartex" xmlns:mc="http://schemas.openxmlformats.org/markup-compatibility/2006" xmlns:aink="http://schemas.microsoft.com/office/drawing/2016/ink" xmlns:am3d="http://schemas.microsoft.com/office/drawing/2017/model3d" xmlns:o="urn:schemas-microsoft-com:office:office" xmlns:oel="http://schemas.microsoft.com/office/2019/extlst" xmlns:r="http://schemas.openxmlformats.org/officeDocument/2006/relationships" xmlns:m="http://schemas.openxmlformats.org/officeDocument/2006/math" xmlns:v="urn:schemas-microsoft-com:vml" xmlns:wp14="http://schemas.microsoft.com/office/word/2010/wordprocessingDrawing" xmlns:wp="http://schemas.openxmlformats.org/drawingml/2006/wordprocessingDrawing" xmlns:w10="urn:schemas-microsoft-com:office:word" xmlns:w="http://schemas.openxmlformats.org/wordprocessingml/2006/main" xmlns:w14="http://schemas.microsoft.com/office/word/2010/wordml" xmlns:w15="http://schemas.microsoft.com/office/word/2012/wordml" xmlns:w16cex="http://schemas.microsoft.com/office/word/2018/wordml/cex" xmlns:w16cid="http://schemas.microsoft.com/office/word/2016/wordml/cid" xmlns:w16="http://schemas.microsoft.com/office/word/2018/wordml" xmlns:w16du="http://schemas.microsoft.com/office/word/2023/wordml/word16du" xmlns:w16sdtdh="http://schemas.microsoft.com/office/word/2020/wordml/sdtdatahash" xmlns:w16sdtfl="http://schemas.microsoft.com/office/word/2024/wordml/sdtformatlock" xmlns:w16se="http://schemas.microsoft.com/office/word/2015/wordml/symex" xmlns:wpg="http://schemas.microsoft.com/office/word/2010/wordprocessingGroup" xmlns:wpi="http://schemas.microsoft.com/office/word/2010/wordprocessingInk" xmlns:wne="http://schemas.microsoft.com/office/word/2006/wordml" xmlns:wps="http://schemas.microsoft.com/office/word/2010/wordprocessingShape" mc:Ignorable="w14 w15 w16se w16cid w16 w16cex w16sdtdh w16sdtfl w16du wp14">
   <w:body>
     <w:p>
       <w:pPr>
@@ -247,21 +247,13 @@
         <w:jc w:val="right"/>
       </w:pPr>
       <w:r>
-        <w:t>___________</w:t>
-      </w:r>
-      <w:proofErr w:type="gramStart"/>
-      <w:r>
-        <w:t>_</w:t>
+        <w:t>____________</w:t>
       </w:r>
       <w:r>
         <w:t xml:space="preserve">  </w:t>
       </w:r>
       <w:r>
-        <w:t>А.В.</w:t>
-      </w:r>
-      <w:proofErr w:type="gramEnd"/>
-      <w:r>
-        <w:t xml:space="preserve"> Пролетарский</w:t>
+        <w:t>А.В. Пролетарский</w:t>
       </w:r>
     </w:p>
     <w:p>
@@ -307,7 +299,6 @@
         <w:spacing w:line="360" w:lineRule="auto"/>
         <w:jc w:val="right"/>
       </w:pPr>
-      <w:proofErr w:type="gramStart"/>
       <w:r>
         <w:t>«</w:t>
       </w:r>
@@ -315,11 +306,7 @@
         <w:t xml:space="preserve"> </w:t>
       </w:r>
       <w:r>
-        <w:t>_</w:t>
-      </w:r>
-      <w:proofErr w:type="gramEnd"/>
-      <w:r>
-        <w:t>_</w:t>
+        <w:t>__</w:t>
       </w:r>
       <w:r>
         <w:t>_</w:t>
@@ -494,118 +481,113 @@
       </w:pPr>
     </w:p>
     <w:p>
-      <w:r>
-        <w:t>___________________</w:t>
-      </w:r>
-      <w:r>
-        <w:t>___________</w:t>
-      </w:r>
+      <w:pPr>
+        <w:rPr>
+          <w:lang w:val="en-US"/>
+        </w:rPr>
+      </w:pPr>
       <w:r>
         <w:rPr>
           <w:u w:val="single"/>
         </w:rPr>
+        <w:t>_______________________________</w:t>
+      </w:r>
+      <w:r>
+        <w:rPr>
+          <w:u w:val="single"/>
+        </w:rPr>
         <w:t>Шегай Павел Игоревич</w:t>
       </w:r>
       <w:r>
+        <w:rPr>
+          <w:u w:val="single"/>
+        </w:rPr>
         <w:t>_</w:t>
-      </w:r>
-      <w:r>
-        <w:t>______</w:t>
-      </w:r>
-      <w:r>
-        <w:t>__</w:t>
-      </w:r>
-      <w:r>
-        <w:t>__</w:t>
-      </w:r>
-      <w:r>
-        <w:t>___________________</w:t>
-      </w:r>
-    </w:p>
-    <w:p>
-      <w:pPr>
-        <w:jc w:val="center"/>
-        <w:rPr>
-          <w:sz w:val="20"/>
-        </w:rPr>
-      </w:pPr>
-      <w:r>
-        <w:rPr>
-          <w:sz w:val="20"/>
-        </w:rPr>
-        <w:t>(</w:t>
-      </w:r>
-      <w:r>
-        <w:rPr>
-          <w:sz w:val="20"/>
-        </w:rPr>
-        <w:t>Ф</w:t>
-      </w:r>
-      <w:r>
-        <w:rPr>
-          <w:sz w:val="20"/>
-        </w:rPr>
-        <w:t>амилия, имя, отчество)</w:t>
-      </w:r>
-    </w:p>
-    <w:p>
-      <w:pPr>
-        <w:jc w:val="both"/>
-        <w:rPr>
-          <w:sz w:val="12"/>
-        </w:rPr>
-      </w:pPr>
-    </w:p>
-    <w:p>
-      <w:pPr>
-        <w:jc w:val="both"/>
-      </w:pPr>
-      <w:r>
-        <w:t xml:space="preserve">Тема </w:t>
-      </w:r>
-      <w:r>
-        <w:t>курсово</w:t>
-      </w:r>
-      <w:r>
-        <w:t>й</w:t>
-      </w:r>
-      <w:r>
-        <w:t xml:space="preserve"> </w:t>
-      </w:r>
-      <w:r>
-        <w:t>работы</w:t>
-      </w:r>
-      <w:r>
-        <w:t xml:space="preserve"> </w:t>
-      </w:r>
-      <w:r>
-        <w:t>___</w:t>
-      </w:r>
-      <w:r>
-        <w:t>_________</w:t>
-      </w:r>
-      <w:r>
-        <w:t>_</w:t>
-      </w:r>
-      <w:proofErr w:type="spellStart"/>
-      <w:r>
-        <w:rPr>
-          <w:u w:val="single"/>
-        </w:rPr>
-        <w:t>Датасет</w:t>
-      </w:r>
-      <w:proofErr w:type="spellEnd"/>
-      <w:r>
-        <w:rPr>
-          <w:u w:val="single"/>
-        </w:rPr>
-        <w:t xml:space="preserve"> </w:t>
       </w:r>
       <w:r>
         <w:rPr>
           <w:u w:val="single"/>
           <w:lang w:val="en-US"/>
         </w:rPr>
+        <w:t>____________________________</w:t>
+      </w:r>
+    </w:p>
+    <w:p>
+      <w:pPr>
+        <w:jc w:val="center"/>
+        <w:rPr>
+          <w:sz w:val="20"/>
+        </w:rPr>
+      </w:pPr>
+      <w:r>
+        <w:rPr>
+          <w:sz w:val="20"/>
+        </w:rPr>
+        <w:t>(</w:t>
+      </w:r>
+      <w:r>
+        <w:rPr>
+          <w:sz w:val="20"/>
+        </w:rPr>
+        <w:t>Ф</w:t>
+      </w:r>
+      <w:r>
+        <w:rPr>
+          <w:sz w:val="20"/>
+        </w:rPr>
+        <w:t>амилия, имя, отчество)</w:t>
+      </w:r>
+    </w:p>
+    <w:p>
+      <w:pPr>
+        <w:jc w:val="both"/>
+        <w:rPr>
+          <w:sz w:val="12"/>
+        </w:rPr>
+      </w:pPr>
+    </w:p>
+    <w:p>
+      <w:pPr>
+        <w:jc w:val="both"/>
+      </w:pPr>
+      <w:r>
+        <w:t xml:space="preserve">Тема </w:t>
+      </w:r>
+      <w:r>
+        <w:t>курсово</w:t>
+      </w:r>
+      <w:r>
+        <w:t>й</w:t>
+      </w:r>
+      <w:r>
+        <w:t xml:space="preserve"> </w:t>
+      </w:r>
+      <w:r>
+        <w:t>работы</w:t>
+      </w:r>
+      <w:r>
+        <w:t xml:space="preserve"> </w:t>
+      </w:r>
+      <w:r>
+        <w:t>___</w:t>
+      </w:r>
+      <w:r>
+        <w:t>_________</w:t>
+      </w:r>
+      <w:r>
+        <w:t>_</w:t>
+      </w:r>
+      <w:r>
+        <w:rPr>
+          <w:u w:val="single"/>
+        </w:rPr>
+        <w:t xml:space="preserve">Датасет </w:t>
+      </w:r>
+      <w:r>
+        <w:rPr>
+          <w:u w:val="single"/>
+          <w:lang w:val="en-US"/>
+        </w:rPr>
         <w:t>SECOM</w:t>
       </w:r>
       <w:r>
@@ -691,12 +673,7 @@
         <w:t>учебная</w:t>
       </w:r>
       <w:r>
-        <w:t>_____________________________________________________________</w:t>
-      </w:r>
-      <w:bookmarkStart w:id="0" w:name="_GoBack"/>
-      <w:bookmarkEnd w:id="0"/>
-      <w:r>
-        <w:t>___________</w:t>
+        <w:t>________________________________________________________________________</w:t>
       </w:r>
     </w:p>
     <w:p>
@@ -759,7 +736,6 @@
       <w:r>
         <w:t xml:space="preserve">График выполнения </w:t>
       </w:r>
-      <w:proofErr w:type="gramStart"/>
       <w:r>
         <w:t>КР</w:t>
       </w:r>
@@ -767,16 +743,12 @@
         <w:t xml:space="preserve">: </w:t>
       </w:r>
       <w:r>
-        <w:t xml:space="preserve">  </w:t>
-      </w:r>
-      <w:proofErr w:type="gramEnd"/>
+        <w:t xml:space="preserve">   </w:t>
+      </w:r>
       <w:r>
         <w:t xml:space="preserve"> </w:t>
       </w:r>
       <w:r>
-        <w:t xml:space="preserve"> </w:t>
-      </w:r>
-      <w:r>
         <w:t>25</w:t>
       </w:r>
       <w:r>
@@ -786,29 +758,13 @@
         <w:t>4</w:t>
       </w:r>
       <w:r>
-        <w:t xml:space="preserve"> </w:t>
-      </w:r>
-      <w:proofErr w:type="spellStart"/>
-      <w:r>
-        <w:t>нед</w:t>
-      </w:r>
-      <w:proofErr w:type="spellEnd"/>
-      <w:r>
-        <w:t xml:space="preserve">., 50% к </w:t>
+        <w:t xml:space="preserve"> нед., 50% к </w:t>
       </w:r>
       <w:r>
         <w:t>7</w:t>
       </w:r>
       <w:r>
-        <w:t xml:space="preserve"> </w:t>
-      </w:r>
-      <w:proofErr w:type="spellStart"/>
-      <w:r>
-        <w:t>нед</w:t>
-      </w:r>
-      <w:proofErr w:type="spellEnd"/>
-      <w:r>
-        <w:t xml:space="preserve">., 75% к </w:t>
+        <w:t xml:space="preserve"> нед., 75% к </w:t>
       </w:r>
       <w:r>
         <w:t>1</w:t>
@@ -817,15 +773,7 @@
         <w:t>1</w:t>
       </w:r>
       <w:r>
-        <w:t xml:space="preserve"> </w:t>
-      </w:r>
-      <w:proofErr w:type="spellStart"/>
-      <w:r>
-        <w:t>нед</w:t>
-      </w:r>
-      <w:proofErr w:type="spellEnd"/>
-      <w:r>
-        <w:t xml:space="preserve">., 100% к </w:t>
+        <w:t xml:space="preserve"> нед., 100% к </w:t>
       </w:r>
       <w:r>
         <w:t>1</w:t>
@@ -834,15 +782,7 @@
         <w:t>4</w:t>
       </w:r>
       <w:r>
-        <w:t xml:space="preserve"> </w:t>
-      </w:r>
-      <w:proofErr w:type="spellStart"/>
-      <w:r>
-        <w:t>нед</w:t>
-      </w:r>
-      <w:proofErr w:type="spellEnd"/>
-      <w:r>
-        <w:t>.</w:t>
+        <w:t xml:space="preserve"> нед.</w:t>
       </w:r>
     </w:p>
     <w:p>
@@ -858,12 +798,12 @@
         <w:pStyle w:val="31"/>
         <w:spacing w:line="276" w:lineRule="auto"/>
       </w:pPr>
-      <w:bookmarkStart w:id="1" w:name="OLE_LINK6"/>
+      <w:bookmarkStart w:id="0" w:name="OLE_LINK6"/>
       <w:r>
         <w:t xml:space="preserve">Техническое задание </w:t>
       </w:r>
     </w:p>
-    <w:bookmarkEnd w:id="1"/>
+    <w:bookmarkEnd w:id="0"/>
     <w:p>
       <w:pPr>
         <w:jc w:val="both"/>
@@ -1109,66 +1049,58 @@
         <w:t xml:space="preserve">Дата выдачи задания </w:t>
       </w:r>
       <w:r>
-        <w:t>«</w:t>
-      </w:r>
-      <w:proofErr w:type="gramStart"/>
-      <w:r>
-        <w:t>09</w:t>
-      </w:r>
-      <w:r>
-        <w:t xml:space="preserve"> »</w:t>
-      </w:r>
-      <w:proofErr w:type="gramEnd"/>
-      <w:r>
+        <w:t>«09</w:t>
+      </w:r>
+      <w:r>
+        <w:t xml:space="preserve"> » </w:t>
+      </w:r>
+      <w:r>
+        <w:t>февраля</w:t>
+      </w:r>
+      <w:r>
+        <w:t xml:space="preserve"> 20</w:t>
+      </w:r>
+      <w:r>
+        <w:t>2</w:t>
+      </w:r>
+      <w:r>
+        <w:t>6</w:t>
+      </w:r>
+      <w:r>
+        <w:t xml:space="preserve"> г.</w:t>
+      </w:r>
+    </w:p>
+    <w:p>
+      <w:pPr>
+        <w:jc w:val="both"/>
+      </w:pPr>
+    </w:p>
+    <w:p>
+      <w:r>
+        <w:rPr>
+          <w:b/>
+        </w:rPr>
+        <w:t xml:space="preserve">Руководитель </w:t>
+      </w:r>
+      <w:r>
+        <w:rPr>
+          <w:b/>
+        </w:rPr>
+        <w:t>курсово</w:t>
+      </w:r>
+      <w:r>
+        <w:rPr>
+          <w:b/>
+        </w:rPr>
+        <w:t>й</w:t>
+      </w:r>
+      <w:r>
+        <w:rPr>
+          <w:b/>
+        </w:rPr>
         <w:t xml:space="preserve"> </w:t>
       </w:r>
       <w:r>
-        <w:t>февраля</w:t>
-      </w:r>
-      <w:r>
-        <w:t xml:space="preserve"> 20</w:t>
-      </w:r>
-      <w:r>
-        <w:t>2</w:t>
-      </w:r>
-      <w:r>
-        <w:t>6</w:t>
-      </w:r>
-      <w:r>
-        <w:t xml:space="preserve"> г.</w:t>
-      </w:r>
-    </w:p>
-    <w:p>
-      <w:pPr>
-        <w:jc w:val="both"/>
-      </w:pPr>
-    </w:p>
-    <w:p>
-      <w:r>
-        <w:rPr>
-          <w:b/>
-        </w:rPr>
-        <w:t xml:space="preserve">Руководитель </w:t>
-      </w:r>
-      <w:r>
-        <w:rPr>
-          <w:b/>
-        </w:rPr>
-        <w:t>курсово</w:t>
-      </w:r>
-      <w:r>
-        <w:rPr>
-          <w:b/>
-        </w:rPr>
-        <w:t>й</w:t>
-      </w:r>
-      <w:r>
-        <w:rPr>
-          <w:b/>
-        </w:rPr>
-        <w:t xml:space="preserve"> </w:t>
-      </w:r>
-      <w:r>
         <w:rPr>
           <w:b/>
         </w:rPr>
@@ -1189,8 +1121,8 @@
       <w:r>
         <w:tab/>
       </w:r>
-      <w:bookmarkStart w:id="2" w:name="OLE_LINK4"/>
-      <w:bookmarkStart w:id="3" w:name="OLE_LINK5"/>
+      <w:bookmarkStart w:id="1" w:name="OLE_LINK4"/>
+      <w:bookmarkStart w:id="2" w:name="OLE_LINK5"/>
       <w:r>
         <w:rPr>
           <w:sz w:val="22"/>
@@ -1198,24 +1130,16 @@
         </w:rPr>
         <w:t>09.02.2026</w:t>
       </w:r>
+      <w:bookmarkEnd w:id="1"/>
+      <w:r>
+        <w:t>_</w:t>
+      </w:r>
+      <w:r>
+        <w:t xml:space="preserve">_______  </w:t>
+      </w:r>
       <w:bookmarkEnd w:id="2"/>
       <w:r>
-        <w:t>_</w:t>
-      </w:r>
-      <w:r>
-        <w:t>______</w:t>
-      </w:r>
-      <w:proofErr w:type="gramStart"/>
-      <w:r>
-        <w:t xml:space="preserve">_  </w:t>
-      </w:r>
-      <w:bookmarkEnd w:id="3"/>
-      <w:r>
-        <w:t>_</w:t>
-      </w:r>
-      <w:proofErr w:type="gramEnd"/>
-      <w:r>
-        <w:t>___</w:t>
+        <w:t>____</w:t>
       </w:r>
       <w:r>
         <w:rPr>
@@ -1241,148 +1165,116 @@
           <w:sz w:val="18"/>
           <w:szCs w:val="18"/>
         </w:rPr>
-        <w:t xml:space="preserve">(Подпись, </w:t>
-      </w:r>
-      <w:proofErr w:type="gramStart"/>
+        <w:t>(Подпись, дата)                             (И.О.</w:t>
+      </w:r>
       <w:r>
         <w:rPr>
           <w:sz w:val="18"/>
           <w:szCs w:val="18"/>
         </w:rPr>
-        <w:t xml:space="preserve">дата)   </w:t>
-      </w:r>
-      <w:proofErr w:type="gramEnd"/>
+        <w:t xml:space="preserve"> </w:t>
+      </w:r>
       <w:r>
         <w:rPr>
           <w:sz w:val="18"/>
           <w:szCs w:val="18"/>
         </w:rPr>
-        <w:t xml:space="preserve">                          (И.О.</w:t>
-      </w:r>
-      <w:r>
+        <w:t xml:space="preserve">Фамилия)            </w:t>
+      </w:r>
+    </w:p>
+    <w:p>
+      <w:pPr>
+        <w:rPr>
+          <w:b/>
+        </w:rPr>
+      </w:pPr>
+      <w:r>
+        <w:rPr>
+          <w:b/>
+        </w:rPr>
+        <w:t>Студент</w:t>
+      </w:r>
+      <w:r>
+        <w:rPr>
+          <w:b/>
+        </w:rPr>
+        <w:tab/>
+      </w:r>
+      <w:r>
+        <w:rPr>
+          <w:b/>
+        </w:rPr>
+        <w:tab/>
+      </w:r>
+      <w:r>
+        <w:rPr>
+          <w:b/>
+        </w:rPr>
+        <w:tab/>
+      </w:r>
+      <w:r>
+        <w:rPr>
+          <w:b/>
+        </w:rPr>
+        <w:tab/>
+      </w:r>
+      <w:r>
+        <w:rPr>
+          <w:b/>
+        </w:rPr>
+        <w:tab/>
+      </w:r>
+      <w:r>
+        <w:rPr>
+          <w:b/>
+        </w:rPr>
+        <w:tab/>
+      </w:r>
+      <w:r>
+        <w:rPr>
+          <w:sz w:val="22"/>
+          <w:szCs w:val="22"/>
+        </w:rPr>
+        <w:t>09.02.2026</w:t>
+      </w:r>
+      <w:r>
+        <w:t xml:space="preserve">________  </w:t>
+      </w:r>
+      <w:r>
+        <w:rPr>
+          <w:b/>
+        </w:rPr>
+        <w:t xml:space="preserve">  _____</w:t>
+      </w:r>
+      <w:r>
+        <w:rPr>
+          <w:bCs/>
+          <w:u w:val="single"/>
+        </w:rPr>
+        <w:t>П. И. Шегай</w:t>
+      </w:r>
+      <w:r>
+        <w:rPr>
+          <w:b/>
+        </w:rPr>
+        <w:t xml:space="preserve">___ </w:t>
+      </w:r>
+    </w:p>
+    <w:p>
+      <w:pPr>
+        <w:ind w:right="565"/>
+        <w:jc w:val="right"/>
         <w:rPr>
           <w:sz w:val="18"/>
           <w:szCs w:val="18"/>
         </w:rPr>
-        <w:t xml:space="preserve"> </w:t>
-      </w:r>
+      </w:pPr>
       <w:r>
         <w:rPr>
           <w:sz w:val="18"/>
           <w:szCs w:val="18"/>
         </w:rPr>
-        <w:t xml:space="preserve">Фамилия)            </w:t>
-      </w:r>
-    </w:p>
-    <w:p>
-      <w:pPr>
-        <w:rPr>
-          <w:b/>
-        </w:rPr>
-      </w:pPr>
-      <w:r>
-        <w:rPr>
-          <w:b/>
-        </w:rPr>
-        <w:t>Студент</w:t>
-      </w:r>
-      <w:r>
-        <w:rPr>
-          <w:b/>
-        </w:rPr>
-        <w:tab/>
-      </w:r>
-      <w:r>
-        <w:rPr>
-          <w:b/>
-        </w:rPr>
-        <w:tab/>
-      </w:r>
-      <w:r>
-        <w:rPr>
-          <w:b/>
-        </w:rPr>
-        <w:tab/>
-      </w:r>
-      <w:r>
-        <w:rPr>
-          <w:b/>
-        </w:rPr>
-        <w:tab/>
-      </w:r>
-      <w:r>
-        <w:rPr>
-          <w:b/>
-        </w:rPr>
-        <w:tab/>
-      </w:r>
-      <w:r>
-        <w:rPr>
-          <w:b/>
-        </w:rPr>
-        <w:tab/>
-      </w:r>
-      <w:r>
-        <w:rPr>
-          <w:sz w:val="22"/>
-          <w:szCs w:val="22"/>
-        </w:rPr>
-        <w:t>09.02.2026</w:t>
-      </w:r>
-      <w:r>
-        <w:t xml:space="preserve">________  </w:t>
-      </w:r>
-      <w:r>
-        <w:rPr>
-          <w:b/>
-        </w:rPr>
-        <w:t xml:space="preserve">  _____</w:t>
-      </w:r>
-      <w:r>
-        <w:rPr>
-          <w:bCs/>
-          <w:u w:val="single"/>
-        </w:rPr>
-        <w:t>П. И. Шегай</w:t>
-      </w:r>
-      <w:r>
-        <w:rPr>
-          <w:b/>
-        </w:rPr>
-        <w:t xml:space="preserve">___ </w:t>
-      </w:r>
-    </w:p>
-    <w:p>
-      <w:pPr>
-        <w:ind w:right="565"/>
-        <w:jc w:val="right"/>
-        <w:rPr>
-          <w:sz w:val="18"/>
-          <w:szCs w:val="18"/>
-        </w:rPr>
-      </w:pPr>
-      <w:r>
-        <w:rPr>
-          <w:sz w:val="18"/>
-          <w:szCs w:val="18"/>
-        </w:rPr>
-        <w:t xml:space="preserve">(Подпись, </w:t>
-      </w:r>
-      <w:proofErr w:type="gramStart"/>
-      <w:r>
-        <w:rPr>
-          <w:sz w:val="18"/>
-          <w:szCs w:val="18"/>
-        </w:rPr>
-        <w:t xml:space="preserve">дата)   </w:t>
-      </w:r>
-      <w:proofErr w:type="gramEnd"/>
-      <w:r>
-        <w:rPr>
-          <w:sz w:val="18"/>
-          <w:szCs w:val="18"/>
-        </w:rPr>
-        <w:t xml:space="preserve">                          (И.О.</w:t>
+        <w:t>(Подпись, дата)                             (И.О.</w:t>
       </w:r>
       <w:r>
         <w:rPr>
@@ -1475,15 +1367,8 @@
 </w:document>
 </file>
 
-<file path=word/commentsExtensible.xml><?xml version="1.0" encoding="utf-8"?>
-<w16cex:commentsExtensible xmlns:wpc="http://schemas.microsoft.com/office/word/2010/wordprocessingCanvas" xmlns:cx="http://schemas.microsoft.com/office/drawing/2014/chartex" xmlns:cx1="http://schemas.microsoft.com/office/drawing/2015/9/8/chartex" xmlns:cx2="http://schemas.microsoft.com/office/drawing/2015/10/21/chartex" xmlns:cx3="http://schemas.microsoft.com/office/drawing/2016/5/9/chartex" xmlns:cx4="http://schemas.microsoft.com/office/drawing/2016/5/10/chartex" xmlns:cx5="http://schemas.microsoft.com/office/drawing/2016/5/11/chartex" xmlns:cx6="http://schemas.microsoft.com/office/drawing/2016/5/12/chartex" xmlns:cx7="http://schemas.microsoft.com/office/drawing/2016/5/13/chartex" xmlns:cx8="http://schemas.microsoft.com/office/drawing/2016/5/14/chartex" xmlns:cr="http://schemas.microsoft.com/office/comments/2020/reactions" xmlns:mc="http://schemas.openxmlformats.org/markup-compatibility/2006" xmlns:aink="http://schemas.microsoft.com/office/drawing/2016/ink" xmlns:am3d="http://schemas.microsoft.com/office/drawing/2017/model3d" xmlns:o="urn:schemas-microsoft-com:office:office" xmlns:oel="http://schemas.microsoft.com/office/2019/extlst" xmlns:r="http://schemas.openxmlformats.org/officeDocument/2006/relationships" xmlns:m="http://schemas.openxmlformats.org/officeDocument/2006/math" xmlns:v="urn:schemas-microsoft-com:vml" xmlns:wp14="http://schemas.microsoft.com/office/word/2010/wordprocessingDrawing" xmlns:wp="http://schemas.openxmlformats.org/drawingml/2006/wordprocessingDrawing" xmlns:w10="urn:schemas-microsoft-com:office:word" xmlns:w="http://schemas.openxmlformats.org/wordprocessingml/2006/main" xmlns:w14="http://schemas.microsoft.com/office/word/2010/wordml" xmlns:w15="http://schemas.microsoft.com/office/word/2012/wordml" xmlns:w16cex="http://schemas.microsoft.com/office/word/2018/wordml/cex" xmlns:w16cid="http://schemas.microsoft.com/office/word/2016/wordml/cid" xmlns:w16="http://schemas.microsoft.com/office/word/2018/wordml" xmlns:w16du="http://schemas.microsoft.com/office/word/2023/wordml/word16du" xmlns:w16sdtdh="http://schemas.microsoft.com/office/word/2020/wordml/sdtdatahash" xmlns:w16sdtfl="http://schemas.microsoft.com/office/word/2024/wordml/sdtformatlock" xmlns:w16se="http://schemas.microsoft.com/office/word/2015/wordml/symex" xmlns:wpg="http://schemas.microsoft.com/office/word/2010/wordprocessingGroup" xmlns:wpi="http://schemas.microsoft.com/office/word/2010/wordprocessingInk" xmlns:wne="http://schemas.microsoft.com/office/word/2006/wordml" xmlns:wps="http://schemas.microsoft.com/office/word/2010/wordprocessingShape" mc:Ignorable="w14 w15 w16se w16cid w16 w16cex w16sdtdh w16sdtfl cr w16du wp14">
-  <w16cex:commentExtensible w16cex:durableId="5157929C" w16cex:dateUtc="2026-02-24T11:36:00Z"/>
-  <w16cex:commentExtensible w16cex:durableId="1A1C0DA6" w16cex:dateUtc="2026-02-24T11:33:00Z"/>
-</w16cex:commentsExtensible>
-</file>
-
 <file path=word/endnotes.xml><?xml version="1.0" encoding="utf-8"?>
-<w:endnotes xmlns:wpc="http://schemas.microsoft.com/office/word/2010/wordprocessingCanvas" xmlns:cx="http://schemas.microsoft.com/office/drawing/2014/chartex" xmlns:cx1="http://schemas.microsoft.com/office/drawing/2015/9/8/chartex" xmlns:cx2="http://schemas.microsoft.com/office/drawing/2015/10/21/chartex" xmlns:cx3="http://schemas.microsoft.com/office/drawing/2016/5/9/chartex" xmlns:cx4="http://schemas.microsoft.com/office/drawing/2016/5/10/chartex" xmlns:cx5="http://schemas.microsoft.com/office/drawing/2016/5/11/chartex" xmlns:cx6="http://schemas.microsoft.com/office/drawing/2016/5/12/chartex" xmlns:cx7="http://schemas.microsoft.com/office/drawing/2016/5/13/chartex" xmlns:cx8="http://schemas.microsoft.com/office/drawing/2016/5/14/chartex" xmlns:mc="http://schemas.openxmlformats.org/markup-compatibility/2006" xmlns:aink="http://schemas.microsoft.com/office/drawing/2016/ink" xmlns:am3d="http://schemas.microsoft.com/office/drawing/2017/model3d" xmlns:o="urn:schemas-microsoft-com:office:office" xmlns:r="http://schemas.openxmlformats.org/officeDocument/2006/relationships" xmlns:m="http://schemas.openxmlformats.org/officeDocument/2006/math" xmlns:v="urn:schemas-microsoft-com:vml" xmlns:wp14="http://schemas.microsoft.com/office/word/2010/wordprocessingDrawing" xmlns:wp="http://schemas.openxmlformats.org/drawingml/2006/wordprocessingDrawing" xmlns:w10="urn:schemas-microsoft-com:office:word" xmlns:w="http://schemas.openxmlformats.org/wordprocessingml/2006/main" xmlns:w14="http://schemas.microsoft.com/office/word/2010/wordml" xmlns:w15="http://schemas.microsoft.com/office/word/2012/wordml" xmlns:w16cid="http://schemas.microsoft.com/office/word/2016/wordml/cid" xmlns:w16se="http://schemas.microsoft.com/office/word/2015/wordml/symex" xmlns:wpg="http://schemas.microsoft.com/office/word/2010/wordprocessingGroup" xmlns:wpi="http://schemas.microsoft.com/office/word/2010/wordprocessingInk" xmlns:wne="http://schemas.microsoft.com/office/word/2006/wordml" xmlns:wps="http://schemas.microsoft.com/office/word/2010/wordprocessingShape" mc:Ignorable="w14 w15 w16se w16cid wp14">
+<w:endnotes xmlns:wpc="http://schemas.microsoft.com/office/word/2010/wordprocessingCanvas" xmlns:cx="http://schemas.microsoft.com/office/drawing/2014/chartex" xmlns:cx1="http://schemas.microsoft.com/office/drawing/2015/9/8/chartex" xmlns:cx2="http://schemas.microsoft.com/office/drawing/2015/10/21/chartex" xmlns:cx3="http://schemas.microsoft.com/office/drawing/2016/5/9/chartex" xmlns:cx4="http://schemas.microsoft.com/office/drawing/2016/5/10/chartex" xmlns:cx5="http://schemas.microsoft.com/office/drawing/2016/5/11/chartex" xmlns:cx6="http://schemas.microsoft.com/office/drawing/2016/5/12/chartex" xmlns:cx7="http://schemas.microsoft.com/office/drawing/2016/5/13/chartex" xmlns:cx8="http://schemas.microsoft.com/office/drawing/2016/5/14/chartex" xmlns:mc="http://schemas.openxmlformats.org/markup-compatibility/2006" xmlns:aink="http://schemas.microsoft.com/office/drawing/2016/ink" xmlns:am3d="http://schemas.microsoft.com/office/drawing/2017/model3d" xmlns:o="urn:schemas-microsoft-com:office:office" xmlns:oel="http://schemas.microsoft.com/office/2019/extlst" xmlns:r="http://schemas.openxmlformats.org/officeDocument/2006/relationships" xmlns:m="http://schemas.openxmlformats.org/officeDocument/2006/math" xmlns:v="urn:schemas-microsoft-com:vml" xmlns:wp14="http://schemas.microsoft.com/office/word/2010/wordprocessingDrawing" xmlns:wp="http://schemas.openxmlformats.org/drawingml/2006/wordprocessingDrawing" xmlns:w10="urn:schemas-microsoft-com:office:word" xmlns:w="http://schemas.openxmlformats.org/wordprocessingml/2006/main" xmlns:w14="http://schemas.microsoft.com/office/word/2010/wordml" xmlns:w15="http://schemas.microsoft.com/office/word/2012/wordml" xmlns:w16cex="http://schemas.microsoft.com/office/word/2018/wordml/cex" xmlns:w16cid="http://schemas.microsoft.com/office/word/2016/wordml/cid" xmlns:w16="http://schemas.microsoft.com/office/word/2018/wordml" xmlns:w16du="http://schemas.microsoft.com/office/word/2023/wordml/word16du" xmlns:w16sdtdh="http://schemas.microsoft.com/office/word/2020/wordml/sdtdatahash" xmlns:w16sdtfl="http://schemas.microsoft.com/office/word/2024/wordml/sdtformatlock" xmlns:w16se="http://schemas.microsoft.com/office/word/2015/wordml/symex" xmlns:wpg="http://schemas.microsoft.com/office/word/2010/wordprocessingGroup" xmlns:wpi="http://schemas.microsoft.com/office/word/2010/wordprocessingInk" xmlns:wne="http://schemas.microsoft.com/office/word/2006/wordml" xmlns:wps="http://schemas.microsoft.com/office/word/2010/wordprocessingShape" mc:Ignorable="w14 w15 w16se w16cid w16 w16cex w16sdtdh w16sdtfl w16du wp14">
   <w:endnote w:type="separator" w:id="-1">
     <w:p>
       <w:r>
@@ -1502,7 +1387,7 @@
 </file>
 
 <file path=word/footnotes.xml><?xml version="1.0" encoding="utf-8"?>
-<w:footnotes xmlns:wpc="http://schemas.microsoft.com/office/word/2010/wordprocessingCanvas" xmlns:cx="http://schemas.microsoft.com/office/drawing/2014/chartex" xmlns:cx1="http://schemas.microsoft.com/office/drawing/2015/9/8/chartex" xmlns:cx2="http://schemas.microsoft.com/office/drawing/2015/10/21/chartex" xmlns:cx3="http://schemas.microsoft.com/office/drawing/2016/5/9/chartex" xmlns:cx4="http://schemas.microsoft.com/office/drawing/2016/5/10/chartex" xmlns:cx5="http://schemas.microsoft.com/office/drawing/2016/5/11/chartex" xmlns:cx6="http://schemas.microsoft.com/office/drawing/2016/5/12/chartex" xmlns:cx7="http://schemas.microsoft.com/office/drawing/2016/5/13/chartex" xmlns:cx8="http://schemas.microsoft.com/office/drawing/2016/5/14/chartex" xmlns:mc="http://schemas.openxmlformats.org/markup-compatibility/2006" xmlns:aink="http://schemas.microsoft.com/office/drawing/2016/ink" xmlns:am3d="http://schemas.microsoft.com/office/drawing/2017/model3d" xmlns:o="urn:schemas-microsoft-com:office:office" xmlns:r="http://schemas.openxmlformats.org/officeDocument/2006/relationships" xmlns:m="http://schemas.openxmlformats.org/officeDocument/2006/math" xmlns:v="urn:schemas-microsoft-com:vml" xmlns:wp14="http://schemas.microsoft.com/office/word/2010/wordprocessingDrawing" xmlns:wp="http://schemas.openxmlformats.org/drawingml/2006/wordprocessingDrawing" xmlns:w10="urn:schemas-microsoft-com:office:word" xmlns:w="http://schemas.openxmlformats.org/wordprocessingml/2006/main" xmlns:w14="http://schemas.microsoft.com/office/word/2010/wordml" xmlns:w15="http://schemas.microsoft.com/office/word/2012/wordml" xmlns:w16cid="http://schemas.microsoft.com/office/word/2016/wordml/cid" xmlns:w16se="http://schemas.microsoft.com/office/word/2015/wordml/symex" xmlns:wpg="http://schemas.microsoft.com/office/word/2010/wordprocessingGroup" xmlns:wpi="http://schemas.microsoft.com/office/word/2010/wordprocessingInk" xmlns:wne="http://schemas.microsoft.com/office/word/2006/wordml" xmlns:wps="http://schemas.microsoft.com/office/word/2010/wordprocessingShape" mc:Ignorable="w14 w15 w16se w16cid wp14">
+<w:footnotes xmlns:wpc="http://schemas.microsoft.com/office/word/2010/wordprocessingCanvas" xmlns:cx="http://schemas.microsoft.com/office/drawing/2014/chartex" xmlns:cx1="http://schemas.microsoft.com/office/drawing/2015/9/8/chartex" xmlns:cx2="http://schemas.microsoft.com/office/drawing/2015/10/21/chartex" xmlns:cx3="http://schemas.microsoft.com/office/drawing/2016/5/9/chartex" xmlns:cx4="http://schemas.microsoft.com/office/drawing/2016/5/10/chartex" xmlns:cx5="http://schemas.microsoft.com/office/drawing/2016/5/11/chartex" xmlns:cx6="http://schemas.microsoft.com/office/drawing/2016/5/12/chartex" xmlns:cx7="http://schemas.microsoft.com/office/drawing/2016/5/13/chartex" xmlns:cx8="http://schemas.microsoft.com/office/drawing/2016/5/14/chartex" xmlns:mc="http://schemas.openxmlformats.org/markup-compatibility/2006" xmlns:aink="http://schemas.microsoft.com/office/drawing/2016/ink" xmlns:am3d="http://schemas.microsoft.com/office/drawing/2017/model3d" xmlns:o="urn:schemas-microsoft-com:office:office" xmlns:oel="http://schemas.microsoft.com/office/2019/extlst" xmlns:r="http://schemas.openxmlformats.org/officeDocument/2006/relationships" xmlns:m="http://schemas.openxmlformats.org/officeDocument/2006/math" xmlns:v="urn:schemas-microsoft-com:vml" xmlns:wp14="http://schemas.microsoft.com/office/word/2010/wordprocessingDrawing" xmlns:wp="http://schemas.openxmlformats.org/drawingml/2006/wordprocessingDrawing" xmlns:w10="urn:schemas-microsoft-com:office:word" xmlns:w="http://schemas.openxmlformats.org/wordprocessingml/2006/main" xmlns:w14="http://schemas.microsoft.com/office/word/2010/wordml" xmlns:w15="http://schemas.microsoft.com/office/word/2012/wordml" xmlns:w16cex="http://schemas.microsoft.com/office/word/2018/wordml/cex" xmlns:w16cid="http://schemas.microsoft.com/office/word/2016/wordml/cid" xmlns:w16="http://schemas.microsoft.com/office/word/2018/wordml" xmlns:w16du="http://schemas.microsoft.com/office/word/2023/wordml/word16du" xmlns:w16sdtdh="http://schemas.microsoft.com/office/word/2020/wordml/sdtdatahash" xmlns:w16sdtfl="http://schemas.microsoft.com/office/word/2024/wordml/sdtformatlock" xmlns:w16se="http://schemas.microsoft.com/office/word/2015/wordml/symex" xmlns:wpg="http://schemas.microsoft.com/office/word/2010/wordprocessingGroup" xmlns:wpi="http://schemas.microsoft.com/office/word/2010/wordprocessingInk" xmlns:wne="http://schemas.microsoft.com/office/word/2006/wordml" xmlns:wps="http://schemas.microsoft.com/office/word/2010/wordprocessingShape" mc:Ignorable="w14 w15 w16se w16cid w16 w16cex w16sdtdh w16sdtfl w16du wp14">
   <w:footnote w:type="separator" w:id="-1">
     <w:p>
       <w:r>
@@ -1521,7 +1406,7 @@
 </file>
 
 <file path=word/numbering.xml><?xml version="1.0" encoding="utf-8"?>
-<w:numbering xmlns:wpc="http://schemas.microsoft.com/office/word/2010/wordprocessingCanvas" xmlns:cx="http://schemas.microsoft.com/office/drawing/2014/chartex" xmlns:cx1="http://schemas.microsoft.com/office/drawing/2015/9/8/chartex" xmlns:cx2="http://schemas.microsoft.com/office/drawing/2015/10/21/chartex" xmlns:cx3="http://schemas.microsoft.com/office/drawing/2016/5/9/chartex" xmlns:cx4="http://schemas.microsoft.com/office/drawing/2016/5/10/chartex" xmlns:cx5="http://schemas.microsoft.com/office/drawing/2016/5/11/chartex" xmlns:cx6="http://schemas.microsoft.com/office/drawing/2016/5/12/chartex" xmlns:cx7="http://schemas.microsoft.com/office/drawing/2016/5/13/chartex" xmlns:cx8="http://schemas.microsoft.com/office/drawing/2016/5/14/chartex" xmlns:mc="http://schemas.openxmlformats.org/markup-compatibility/2006" xmlns:aink="http://schemas.microsoft.com/office/drawing/2016/ink" xmlns:am3d="http://schemas.microsoft.com/office/drawing/2017/model3d" xmlns:o="urn:schemas-microsoft-com:office:office" xmlns:r="http://schemas.openxmlformats.org/officeDocument/2006/relationships" xmlns:m="http://schemas.openxmlformats.org/officeDocument/2006/math" xmlns:v="urn:schemas-microsoft-com:vml" xmlns:wp14="http://schemas.microsoft.com/office/word/2010/wordprocessingDrawing" xmlns:wp="http://schemas.openxmlformats.org/drawingml/2006/wordprocessingDrawing" xmlns:w10="urn:schemas-microsoft-com:office:word" xmlns:w="http://schemas.openxmlformats.org/wordprocessingml/2006/main" xmlns:w14="http://schemas.microsoft.com/office/word/2010/wordml" xmlns:w15="http://schemas.microsoft.com/office/word/2012/wordml" xmlns:w16cid="http://schemas.microsoft.com/office/word/2016/wordml/cid" xmlns:w16se="http://schemas.microsoft.com/office/word/2015/wordml/symex" xmlns:wpg="http://schemas.microsoft.com/office/word/2010/wordprocessingGroup" xmlns:wpi="http://schemas.microsoft.com/office/word/2010/wordprocessingInk" xmlns:wne="http://schemas.microsoft.com/office/word/2006/wordml" xmlns:wps="http://schemas.microsoft.com/office/word/2010/wordprocessingShape" mc:Ignorable="w14 w15 w16se w16cid wp14">
+<w:numbering xmlns:wpc="http://schemas.microsoft.com/office/word/2010/wordprocessingCanvas" xmlns:cx="http://schemas.microsoft.com/office/drawing/2014/chartex" xmlns:cx1="http://schemas.microsoft.com/office/drawing/2015/9/8/chartex" xmlns:cx2="http://schemas.microsoft.com/office/drawing/2015/10/21/chartex" xmlns:cx3="http://schemas.microsoft.com/office/drawing/2016/5/9/chartex" xmlns:cx4="http://schemas.microsoft.com/office/drawing/2016/5/10/chartex" xmlns:cx5="http://schemas.microsoft.com/office/drawing/2016/5/11/chartex" xmlns:cx6="http://schemas.microsoft.com/office/drawing/2016/5/12/chartex" xmlns:cx7="http://schemas.microsoft.com/office/drawing/2016/5/13/chartex" xmlns:cx8="http://schemas.microsoft.com/office/drawing/2016/5/14/chartex" xmlns:mc="http://schemas.openxmlformats.org/markup-compatibility/2006" xmlns:aink="http://schemas.microsoft.com/office/drawing/2016/ink" xmlns:am3d="http://schemas.microsoft.com/office/drawing/2017/model3d" xmlns:o="urn:schemas-microsoft-com:office:office" xmlns:oel="http://schemas.microsoft.com/office/2019/extlst" xmlns:r="http://schemas.openxmlformats.org/officeDocument/2006/relationships" xmlns:m="http://schemas.openxmlformats.org/officeDocument/2006/math" xmlns:v="urn:schemas-microsoft-com:vml" xmlns:wp14="http://schemas.microsoft.com/office/word/2010/wordprocessingDrawing" xmlns:wp="http://schemas.openxmlformats.org/drawingml/2006/wordprocessingDrawing" xmlns:w10="urn:schemas-microsoft-com:office:word" xmlns:w="http://schemas.openxmlformats.org/wordprocessingml/2006/main" xmlns:w14="http://schemas.microsoft.com/office/word/2010/wordml" xmlns:w15="http://schemas.microsoft.com/office/word/2012/wordml" xmlns:w16cex="http://schemas.microsoft.com/office/word/2018/wordml/cex" xmlns:w16cid="http://schemas.microsoft.com/office/word/2016/wordml/cid" xmlns:w16="http://schemas.microsoft.com/office/word/2018/wordml" xmlns:w16du="http://schemas.microsoft.com/office/word/2023/wordml/word16du" xmlns:w16sdtdh="http://schemas.microsoft.com/office/word/2020/wordml/sdtdatahash" xmlns:w16sdtfl="http://schemas.microsoft.com/office/word/2024/wordml/sdtformatlock" xmlns:w16se="http://schemas.microsoft.com/office/word/2015/wordml/symex" xmlns:wpg="http://schemas.microsoft.com/office/word/2010/wordprocessingGroup" xmlns:wpi="http://schemas.microsoft.com/office/word/2010/wordprocessingInk" xmlns:wne="http://schemas.microsoft.com/office/word/2006/wordml" xmlns:wps="http://schemas.microsoft.com/office/word/2010/wordprocessingShape" mc:Ignorable="w14 w15 w16se w16cid w16 w16cex w16sdtdh w16sdtfl w16du wp14">
   <w:abstractNum w:abstractNumId="0" w15:restartNumberingAfterBreak="0">
     <w:nsid w:val="00E61D06"/>
     <w:multiLevelType w:val="multilevel"/>
@@ -3397,65 +3282,65 @@
       </w:pPr>
     </w:lvl>
   </w:abstractNum>
-  <w:num w:numId="1">
+  <w:num w:numId="1" w16cid:durableId="1583369248">
     <w:abstractNumId w:val="15"/>
   </w:num>
-  <w:num w:numId="2">
+  <w:num w:numId="2" w16cid:durableId="1000891417">
     <w:abstractNumId w:val="13"/>
   </w:num>
-  <w:num w:numId="3">
+  <w:num w:numId="3" w16cid:durableId="1587691448">
     <w:abstractNumId w:val="0"/>
   </w:num>
-  <w:num w:numId="4">
+  <w:num w:numId="4" w16cid:durableId="811797598">
     <w:abstractNumId w:val="4"/>
   </w:num>
-  <w:num w:numId="5">
+  <w:num w:numId="5" w16cid:durableId="1378359084">
     <w:abstractNumId w:val="5"/>
   </w:num>
-  <w:num w:numId="6">
+  <w:num w:numId="6" w16cid:durableId="12200">
     <w:abstractNumId w:val="8"/>
   </w:num>
-  <w:num w:numId="7">
+  <w:num w:numId="7" w16cid:durableId="1716079976">
     <w:abstractNumId w:val="11"/>
   </w:num>
-  <w:num w:numId="8">
+  <w:num w:numId="8" w16cid:durableId="1201163490">
     <w:abstractNumId w:val="7"/>
   </w:num>
-  <w:num w:numId="9">
+  <w:num w:numId="9" w16cid:durableId="1591083571">
     <w:abstractNumId w:val="1"/>
   </w:num>
-  <w:num w:numId="10">
+  <w:num w:numId="10" w16cid:durableId="602805004">
     <w:abstractNumId w:val="9"/>
   </w:num>
-  <w:num w:numId="11">
+  <w:num w:numId="11" w16cid:durableId="671563116">
     <w:abstractNumId w:val="2"/>
   </w:num>
-  <w:num w:numId="12">
+  <w:num w:numId="12" w16cid:durableId="1136341410">
     <w:abstractNumId w:val="10"/>
   </w:num>
-  <w:num w:numId="13">
+  <w:num w:numId="13" w16cid:durableId="1411583998">
     <w:abstractNumId w:val="6"/>
   </w:num>
-  <w:num w:numId="14">
+  <w:num w:numId="14" w16cid:durableId="715810764">
     <w:abstractNumId w:val="14"/>
   </w:num>
-  <w:num w:numId="15">
+  <w:num w:numId="15" w16cid:durableId="61417068">
     <w:abstractNumId w:val="3"/>
   </w:num>
-  <w:num w:numId="16">
+  <w:num w:numId="16" w16cid:durableId="1561819838">
     <w:abstractNumId w:val="12"/>
   </w:num>
-  <w:num w:numId="17">
+  <w:num w:numId="17" w16cid:durableId="176580139">
     <w:abstractNumId w:val="17"/>
   </w:num>
-  <w:num w:numId="18">
+  <w:num w:numId="18" w16cid:durableId="1542131270">
     <w:abstractNumId w:val="16"/>
   </w:num>
 </w:numbering>
 </file>
 
 <file path=word/styles.xml><?xml version="1.0" encoding="utf-8"?>
-<w:styles xmlns:mc="http://schemas.openxmlformats.org/markup-compatibility/2006" xmlns:r="http://schemas.openxmlformats.org/officeDocument/2006/relationships" xmlns:w="http://schemas.openxmlformats.org/wordprocessingml/2006/main" xmlns:w14="http://schemas.microsoft.com/office/word/2010/wordml" xmlns:w15="http://schemas.microsoft.com/office/word/2012/wordml" xmlns:w16cid="http://schemas.microsoft.com/office/word/2016/wordml/cid" xmlns:w16se="http://schemas.microsoft.com/office/word/2015/wordml/symex" mc:Ignorable="w14 w15 w16se w16cid">
+<w:styles xmlns:mc="http://schemas.openxmlformats.org/markup-compatibility/2006" xmlns:r="http://schemas.openxmlformats.org/officeDocument/2006/relationships" xmlns:w="http://schemas.openxmlformats.org/wordprocessingml/2006/main" xmlns:w14="http://schemas.microsoft.com/office/word/2010/wordml" xmlns:w15="http://schemas.microsoft.com/office/word/2012/wordml" xmlns:w16cex="http://schemas.microsoft.com/office/word/2018/wordml/cex" xmlns:w16cid="http://schemas.microsoft.com/office/word/2016/wordml/cid" xmlns:w16="http://schemas.microsoft.com/office/word/2018/wordml" xmlns:w16du="http://schemas.microsoft.com/office/word/2023/wordml/word16du" xmlns:w16sdtdh="http://schemas.microsoft.com/office/word/2020/wordml/sdtdatahash" xmlns:w16sdtfl="http://schemas.microsoft.com/office/word/2024/wordml/sdtformatlock" xmlns:w16se="http://schemas.microsoft.com/office/word/2015/wordml/symex" mc:Ignorable="w14 w15 w16se w16cid w16 w16cex w16sdtdh w16sdtfl w16du">
   <w:docDefaults>
     <w:rPrDefault>
       <w:rPr>
@@ -3465,7 +3350,7 @@
     </w:rPrDefault>
     <w:pPrDefault/>
   </w:docDefaults>
-  <w:latentStyles w:defLockedState="0" w:defUIPriority="99" w:defSemiHidden="0" w:defUnhideWhenUsed="0" w:defQFormat="0" w:count="377">
+  <w:latentStyles w:defLockedState="0" w:defUIPriority="99" w:defSemiHidden="0" w:defUnhideWhenUsed="0" w:defQFormat="0" w:count="376">
     <w:lsdException w:name="Normal" w:uiPriority="0" w:qFormat="1"/>
     <w:lsdException w:name="heading 1" w:uiPriority="9" w:qFormat="1"/>
     <w:lsdException w:name="heading 2" w:semiHidden="1" w:uiPriority="9" w:unhideWhenUsed="1" w:qFormat="1"/>
@@ -3571,6 +3456,7 @@
     <w:lsdException w:name="HTML Sample" w:semiHidden="1" w:unhideWhenUsed="1"/>
     <w:lsdException w:name="HTML Typewriter" w:semiHidden="1" w:unhideWhenUsed="1"/>
     <w:lsdException w:name="HTML Variable" w:semiHidden="1" w:unhideWhenUsed="1"/>
+    <w:lsdException w:name="Normal Table" w:semiHidden="1" w:unhideWhenUsed="1"/>
     <w:lsdException w:name="annotation subject" w:semiHidden="1" w:unhideWhenUsed="1"/>
     <w:lsdException w:name="No List" w:semiHidden="1" w:unhideWhenUsed="1"/>
     <w:lsdException w:name="Outline List 1" w:semiHidden="1" w:unhideWhenUsed="1"/>
@@ -3617,8 +3503,10 @@
     <w:lsdException w:name="Table Subtle 2" w:semiHidden="1" w:unhideWhenUsed="1"/>
     <w:lsdException w:name="Table Web 1" w:semiHidden="1" w:unhideWhenUsed="1"/>
     <w:lsdException w:name="Table Web 2" w:semiHidden="1" w:unhideWhenUsed="1"/>
+    <w:lsdException w:name="Table Web 3" w:semiHidden="1" w:unhideWhenUsed="1"/>
     <w:lsdException w:name="Balloon Text" w:semiHidden="1" w:unhideWhenUsed="1"/>
     <w:lsdException w:name="Table Grid" w:uiPriority="59"/>
+    <w:lsdException w:name="Table Theme" w:semiHidden="1" w:unhideWhenUsed="1"/>
     <w:lsdException w:name="Placeholder Text" w:semiHidden="1"/>
     <w:lsdException w:name="No Spacing" w:uiPriority="1" w:qFormat="1"/>
     <w:lsdException w:name="Light Shading" w:uiPriority="60"/>
@@ -3839,7 +3727,6 @@
     <w:lsdException w:name="Hashtag" w:semiHidden="1" w:unhideWhenUsed="1"/>
     <w:lsdException w:name="Unresolved Mention" w:semiHidden="1" w:unhideWhenUsed="1"/>
     <w:lsdException w:name="Smart Link" w:semiHidden="1" w:unhideWhenUsed="1"/>
-    <w:lsdException w:name="Smart Link Error" w:semiHidden="1" w:unhideWhenUsed="1"/>
   </w:latentStyles>
   <w:style w:type="paragraph" w:default="1" w:styleId="a">
     <w:name w:val="Normal"/>

--- a/Бланк задания 2026_МО.docx
+++ b/Бланк задания 2026_МО.docx
@@ -247,13 +247,21 @@
         <w:jc w:val="right"/>
       </w:pPr>
       <w:r>
-        <w:t>____________</w:t>
+        <w:t>___________</w:t>
+      </w:r>
+      <w:proofErr w:type="gramStart"/>
+      <w:r>
+        <w:t>_</w:t>
       </w:r>
       <w:r>
         <w:t xml:space="preserve">  </w:t>
       </w:r>
       <w:r>
-        <w:t>А.В. Пролетарский</w:t>
+        <w:t>А.В.</w:t>
+      </w:r>
+      <w:proofErr w:type="gramEnd"/>
+      <w:r>
+        <w:t xml:space="preserve"> Пролетарский</w:t>
       </w:r>
     </w:p>
     <w:p>
@@ -299,6 +307,7 @@
         <w:spacing w:line="360" w:lineRule="auto"/>
         <w:jc w:val="right"/>
       </w:pPr>
+      <w:proofErr w:type="gramStart"/>
       <w:r>
         <w:t>«</w:t>
       </w:r>
@@ -306,17 +315,23 @@
         <w:t xml:space="preserve"> </w:t>
       </w:r>
       <w:r>
-        <w:t>__</w:t>
-      </w:r>
-      <w:r>
         <w:t>_</w:t>
       </w:r>
+      <w:proofErr w:type="gramEnd"/>
+      <w:r>
+        <w:t>_</w:t>
+      </w:r>
+      <w:proofErr w:type="gramStart"/>
+      <w:r>
+        <w:t>_</w:t>
+      </w:r>
       <w:r>
         <w:t xml:space="preserve"> </w:t>
       </w:r>
       <w:r>
         <w:t>»</w:t>
       </w:r>
+      <w:proofErr w:type="gramEnd"/>
       <w:r>
         <w:t xml:space="preserve"> </w:t>
       </w:r>
@@ -481,11 +496,6 @@
       </w:pPr>
     </w:p>
     <w:p>
-      <w:pPr>
-        <w:rPr>
-          <w:lang w:val="en-US"/>
-        </w:rPr>
-      </w:pPr>
       <w:r>
         <w:rPr>
           <w:u w:val="single"/>
@@ -507,7 +517,6 @@
       <w:r>
         <w:rPr>
           <w:u w:val="single"/>
-          <w:lang w:val="en-US"/>
         </w:rPr>
         <w:t>____________________________</w:t>
       </w:r>
@@ -569,10 +578,36 @@
         <w:t xml:space="preserve"> </w:t>
       </w:r>
       <w:r>
-        <w:t>___</w:t>
-      </w:r>
-      <w:r>
-        <w:t>_________</w:t>
+        <w:t>__</w:t>
+      </w:r>
+      <w:r>
+        <w:t>______</w:t>
+      </w:r>
+      <w:r>
+        <w:rPr>
+          <w:u w:val="single"/>
+        </w:rPr>
+        <w:t>Построение модели машинного обучения для</w:t>
+      </w:r>
+      <w:r>
+        <w:t xml:space="preserve"> </w:t>
+      </w:r>
+      <w:r>
+        <w:t>________</w:t>
+      </w:r>
+      <w:r>
+        <w:t>_____</w:t>
+      </w:r>
+    </w:p>
+    <w:p>
+      <w:pPr>
+        <w:jc w:val="both"/>
+      </w:pPr>
+      <w:r>
+        <w:t>___________</w:t>
+      </w:r>
+      <w:r>
+        <w:t>_____</w:t>
       </w:r>
       <w:r>
         <w:t>_</w:t>
@@ -581,37 +616,13 @@
         <w:rPr>
           <w:u w:val="single"/>
         </w:rPr>
-        <w:t xml:space="preserve">Датасет </w:t>
-      </w:r>
-      <w:r>
-        <w:rPr>
-          <w:u w:val="single"/>
-          <w:lang w:val="en-US"/>
-        </w:rPr>
-        <w:t>SECOM</w:t>
-      </w:r>
-      <w:r>
-        <w:t>________</w:t>
-      </w:r>
-      <w:r>
-        <w:t>___________________</w:t>
-      </w:r>
-      <w:r>
-        <w:t>______</w:t>
-      </w:r>
-    </w:p>
-    <w:p>
-      <w:pPr>
-        <w:jc w:val="both"/>
-      </w:pPr>
-      <w:r>
-        <w:t>_________________________________________________________</w:t>
-      </w:r>
-      <w:r>
-        <w:t>___</w:t>
-      </w:r>
-      <w:r>
-        <w:t>____________________</w:t>
+        <w:t>прогнозирования дефектов в производстве полупроводников</w:t>
+      </w:r>
+      <w:r>
+        <w:t xml:space="preserve"> </w:t>
+      </w:r>
+      <w:r>
+        <w:t>__________</w:t>
       </w:r>
     </w:p>
     <w:p>
@@ -670,6 +681,9 @@
         <w:t>_</w:t>
       </w:r>
       <w:r>
+        <w:rPr>
+          <w:u w:val="single"/>
+        </w:rPr>
         <w:t>учебная</w:t>
       </w:r>
       <w:r>
@@ -736,6 +750,7 @@
       <w:r>
         <w:t xml:space="preserve">График выполнения </w:t>
       </w:r>
+      <w:proofErr w:type="gramStart"/>
       <w:r>
         <w:t>КР</w:t>
       </w:r>
@@ -743,12 +758,16 @@
         <w:t xml:space="preserve">: </w:t>
       </w:r>
       <w:r>
-        <w:t xml:space="preserve">   </w:t>
-      </w:r>
+        <w:t xml:space="preserve">  </w:t>
+      </w:r>
+      <w:proofErr w:type="gramEnd"/>
       <w:r>
         <w:t xml:space="preserve"> </w:t>
       </w:r>
       <w:r>
+        <w:t xml:space="preserve"> </w:t>
+      </w:r>
+      <w:r>
         <w:t>25</w:t>
       </w:r>
       <w:r>
@@ -758,13 +777,29 @@
         <w:t>4</w:t>
       </w:r>
       <w:r>
-        <w:t xml:space="preserve"> нед., 50% к </w:t>
+        <w:t xml:space="preserve"> </w:t>
+      </w:r>
+      <w:proofErr w:type="spellStart"/>
+      <w:r>
+        <w:t>нед</w:t>
+      </w:r>
+      <w:proofErr w:type="spellEnd"/>
+      <w:r>
+        <w:t xml:space="preserve">., 50% к </w:t>
       </w:r>
       <w:r>
         <w:t>7</w:t>
       </w:r>
       <w:r>
-        <w:t xml:space="preserve"> нед., 75% к </w:t>
+        <w:t xml:space="preserve"> </w:t>
+      </w:r>
+      <w:proofErr w:type="spellStart"/>
+      <w:r>
+        <w:t>нед</w:t>
+      </w:r>
+      <w:proofErr w:type="spellEnd"/>
+      <w:r>
+        <w:t xml:space="preserve">., 75% к </w:t>
       </w:r>
       <w:r>
         <w:t>1</w:t>
@@ -773,7 +808,15 @@
         <w:t>1</w:t>
       </w:r>
       <w:r>
-        <w:t xml:space="preserve"> нед., 100% к </w:t>
+        <w:t xml:space="preserve"> </w:t>
+      </w:r>
+      <w:proofErr w:type="spellStart"/>
+      <w:r>
+        <w:t>нед</w:t>
+      </w:r>
+      <w:proofErr w:type="spellEnd"/>
+      <w:r>
+        <w:t xml:space="preserve">., 100% к </w:t>
       </w:r>
       <w:r>
         <w:t>1</w:t>
@@ -782,7 +825,15 @@
         <w:t>4</w:t>
       </w:r>
       <w:r>
-        <w:t xml:space="preserve"> нед.</w:t>
+        <w:t xml:space="preserve"> </w:t>
+      </w:r>
+      <w:proofErr w:type="spellStart"/>
+      <w:r>
+        <w:t>нед</w:t>
+      </w:r>
+      <w:proofErr w:type="spellEnd"/>
+      <w:r>
+        <w:t>.</w:t>
       </w:r>
     </w:p>
     <w:p>
@@ -1052,7 +1103,7 @@
         <w:t>«09</w:t>
       </w:r>
       <w:r>
-        <w:t xml:space="preserve"> » </w:t>
+        <w:t xml:space="preserve">» </w:t>
       </w:r>
       <w:r>
         <w:t>февраля</w:t>
@@ -1135,11 +1186,19 @@
         <w:t>_</w:t>
       </w:r>
       <w:r>
-        <w:t xml:space="preserve">_______  </w:t>
+        <w:t>______</w:t>
+      </w:r>
+      <w:proofErr w:type="gramStart"/>
+      <w:r>
+        <w:t xml:space="preserve">_  </w:t>
       </w:r>
       <w:bookmarkEnd w:id="2"/>
       <w:r>
-        <w:t>____</w:t>
+        <w:t>_</w:t>
+      </w:r>
+      <w:proofErr w:type="gramEnd"/>
+      <w:r>
+        <w:t>___</w:t>
       </w:r>
       <w:r>
         <w:rPr>
@@ -1165,20 +1224,52 @@
           <w:sz w:val="18"/>
           <w:szCs w:val="18"/>
         </w:rPr>
-        <w:t>(Подпись, дата)                             (И.О.</w:t>
-      </w:r>
+        <w:t xml:space="preserve">(Подпись, </w:t>
+      </w:r>
+      <w:proofErr w:type="gramStart"/>
       <w:r>
         <w:rPr>
           <w:sz w:val="18"/>
           <w:szCs w:val="18"/>
         </w:rPr>
-        <w:t xml:space="preserve"> </w:t>
-      </w:r>
+        <w:t xml:space="preserve">дата)   </w:t>
+      </w:r>
+      <w:proofErr w:type="gramEnd"/>
       <w:r>
         <w:rPr>
           <w:sz w:val="18"/>
           <w:szCs w:val="18"/>
         </w:rPr>
+        <w:t xml:space="preserve">                       </w:t>
+      </w:r>
+      <w:proofErr w:type="gramStart"/>
+      <w:r>
+        <w:rPr>
+          <w:sz w:val="18"/>
+          <w:szCs w:val="18"/>
+        </w:rPr>
+        <w:t xml:space="preserve">   (</w:t>
+      </w:r>
+      <w:proofErr w:type="gramEnd"/>
+      <w:r>
+        <w:rPr>
+          <w:sz w:val="18"/>
+          <w:szCs w:val="18"/>
+        </w:rPr>
+        <w:t>И.О.</w:t>
+      </w:r>
+      <w:r>
+        <w:rPr>
+          <w:sz w:val="18"/>
+          <w:szCs w:val="18"/>
+        </w:rPr>
+        <w:t xml:space="preserve"> </w:t>
+      </w:r>
+      <w:r>
+        <w:rPr>
+          <w:sz w:val="18"/>
+          <w:szCs w:val="18"/>
+        </w:rPr>
         <w:t xml:space="preserve">Фамилия)            </w:t>
       </w:r>
     </w:p>
@@ -1274,7 +1365,39 @@
           <w:sz w:val="18"/>
           <w:szCs w:val="18"/>
         </w:rPr>
-        <w:t>(Подпись, дата)                             (И.О.</w:t>
+        <w:t xml:space="preserve">(Подпись, </w:t>
+      </w:r>
+      <w:proofErr w:type="gramStart"/>
+      <w:r>
+        <w:rPr>
+          <w:sz w:val="18"/>
+          <w:szCs w:val="18"/>
+        </w:rPr>
+        <w:t xml:space="preserve">дата)   </w:t>
+      </w:r>
+      <w:proofErr w:type="gramEnd"/>
+      <w:r>
+        <w:rPr>
+          <w:sz w:val="18"/>
+          <w:szCs w:val="18"/>
+        </w:rPr>
+        <w:t xml:space="preserve">                       </w:t>
+      </w:r>
+      <w:proofErr w:type="gramStart"/>
+      <w:r>
+        <w:rPr>
+          <w:sz w:val="18"/>
+          <w:szCs w:val="18"/>
+        </w:rPr>
+        <w:t xml:space="preserve">   (</w:t>
+      </w:r>
+      <w:proofErr w:type="gramEnd"/>
+      <w:r>
+        <w:rPr>
+          <w:sz w:val="18"/>
+          <w:szCs w:val="18"/>
+        </w:rPr>
+        <w:t>И.О.</w:t>
       </w:r>
       <w:r>
         <w:rPr>
@@ -3804,7 +3927,6 @@
   <w:style w:type="character" w:default="1" w:styleId="a0">
     <w:name w:val="Default Paragraph Font"/>
     <w:uiPriority w:val="1"/>
-    <w:semiHidden/>
     <w:unhideWhenUsed/>
   </w:style>
   <w:style w:type="table" w:default="1" w:styleId="a1">

--- a/Бланк задания 2026_МО.docx
+++ b/Бланк задания 2026_МО.docx
@@ -1335,7 +1335,13 @@
         <w:rPr>
           <w:b/>
         </w:rPr>
-        <w:t xml:space="preserve">  _____</w:t>
+        <w:t xml:space="preserve">  </w:t>
+      </w:r>
+      <w:r>
+        <w:rPr>
+          <w:bCs/>
+        </w:rPr>
+        <w:t>_____</w:t>
       </w:r>
       <w:r>
         <w:rPr>
@@ -1346,9 +1352,15 @@
       </w:r>
       <w:r>
         <w:rPr>
-          <w:b/>
-        </w:rPr>
-        <w:t xml:space="preserve">___ </w:t>
+          <w:bCs/>
+        </w:rPr>
+        <w:t>___</w:t>
+      </w:r>
+      <w:r>
+        <w:rPr>
+          <w:b/>
+        </w:rPr>
+        <w:t xml:space="preserve"> </w:t>
       </w:r>
     </w:p>
     <w:p>
@@ -3927,6 +3939,7 @@
   <w:style w:type="character" w:default="1" w:styleId="a0">
     <w:name w:val="Default Paragraph Font"/>
     <w:uiPriority w:val="1"/>
+    <w:semiHidden/>
     <w:unhideWhenUsed/>
   </w:style>
   <w:style w:type="table" w:default="1" w:styleId="a1">
